--- a/output/benchmark_report.docx
+++ b/output/benchmark_report.docx
@@ -691,192 +691,6 @@
           </w:p>
         </w:tc>
       </w:tr>
-      <w:tr>
-        <w:tc>
-          <w:tcPr>
-            <w:tcW w:type="dxa" w:w="1440"/>
-          </w:tcPr>
-          <w:p>
-            <w:r>
-              <w:t>Portfolio turnover</w:t>
-            </w:r>
-          </w:p>
-        </w:tc>
-        <w:tc>
-          <w:tcPr>
-            <w:tcW w:type="dxa" w:w="1440"/>
-          </w:tcPr>
-          <w:p>
-            <w:r>
-              <w:t>— no figure located in filings</w:t>
-            </w:r>
-          </w:p>
-        </w:tc>
-        <w:tc>
-          <w:tcPr>
-            <w:tcW w:type="dxa" w:w="1440"/>
-          </w:tcPr>
-          <w:p>
-            <w:r>
-              <w:t>— no figure within staleness window</w:t>
-            </w:r>
-          </w:p>
-        </w:tc>
-        <w:tc>
-          <w:tcPr>
-            <w:tcW w:type="dxa" w:w="1440"/>
-          </w:tcPr>
-          <w:p>
-            <w:r>
-              <w:t>13.00% (Low)</w:t>
-            </w:r>
-          </w:p>
-        </w:tc>
-        <w:tc>
-          <w:tcPr>
-            <w:tcW w:type="dxa" w:w="1440"/>
-          </w:tcPr>
-          <w:p>
-            <w:r>
-              <w:t>— no figure located in filings</w:t>
-            </w:r>
-          </w:p>
-        </w:tc>
-        <w:tc>
-          <w:tcPr>
-            <w:tcW w:type="dxa" w:w="1440"/>
-          </w:tcPr>
-          <w:p>
-            <w:r>
-              <w:t>— not reported at this basis</w:t>
-            </w:r>
-          </w:p>
-        </w:tc>
-      </w:tr>
-      <w:tr>
-        <w:tc>
-          <w:tcPr>
-            <w:tcW w:type="dxa" w:w="1440"/>
-          </w:tcPr>
-          <w:p>
-            <w:r>
-              <w:t>Non-accrual rate (% of portfolio)</w:t>
-            </w:r>
-          </w:p>
-        </w:tc>
-        <w:tc>
-          <w:tcPr>
-            <w:tcW w:type="dxa" w:w="1440"/>
-          </w:tcPr>
-          <w:p>
-            <w:r>
-              <w:t>— no figure located in filings</w:t>
-            </w:r>
-          </w:p>
-        </w:tc>
-        <w:tc>
-          <w:tcPr>
-            <w:tcW w:type="dxa" w:w="1440"/>
-          </w:tcPr>
-          <w:p>
-            <w:r>
-              <w:t>— no figure located in filings</w:t>
-            </w:r>
-          </w:p>
-        </w:tc>
-        <w:tc>
-          <w:tcPr>
-            <w:tcW w:type="dxa" w:w="1440"/>
-          </w:tcPr>
-          <w:p>
-            <w:r>
-              <w:t>— no figure located in filings</w:t>
-            </w:r>
-          </w:p>
-        </w:tc>
-        <w:tc>
-          <w:tcPr>
-            <w:tcW w:type="dxa" w:w="1440"/>
-          </w:tcPr>
-          <w:p>
-            <w:r>
-              <w:t>0.30% (Low)</w:t>
-            </w:r>
-          </w:p>
-        </w:tc>
-        <w:tc>
-          <w:tcPr>
-            <w:tcW w:type="dxa" w:w="1440"/>
-          </w:tcPr>
-          <w:p>
-            <w:r>
-              <w:t>— no figure located in filings</w:t>
-            </w:r>
-          </w:p>
-        </w:tc>
-      </w:tr>
-      <w:tr>
-        <w:tc>
-          <w:tcPr>
-            <w:tcW w:type="dxa" w:w="1440"/>
-          </w:tcPr>
-          <w:p>
-            <w:r>
-              <w:t>Weighted average spread (bps)</w:t>
-            </w:r>
-          </w:p>
-        </w:tc>
-        <w:tc>
-          <w:tcPr>
-            <w:tcW w:type="dxa" w:w="1440"/>
-          </w:tcPr>
-          <w:p>
-            <w:r>
-              <w:t>— no figure located in filings</w:t>
-            </w:r>
-          </w:p>
-        </w:tc>
-        <w:tc>
-          <w:tcPr>
-            <w:tcW w:type="dxa" w:w="1440"/>
-          </w:tcPr>
-          <w:p>
-            <w:r>
-              <w:t>— no figure located in filings</w:t>
-            </w:r>
-          </w:p>
-        </w:tc>
-        <w:tc>
-          <w:tcPr>
-            <w:tcW w:type="dxa" w:w="1440"/>
-          </w:tcPr>
-          <w:p>
-            <w:r>
-              <w:t>— no figure located in filings</w:t>
-            </w:r>
-          </w:p>
-        </w:tc>
-        <w:tc>
-          <w:tcPr>
-            <w:tcW w:type="dxa" w:w="1440"/>
-          </w:tcPr>
-          <w:p>
-            <w:r>
-              <w:t>— no figure located in filings</w:t>
-            </w:r>
-          </w:p>
-        </w:tc>
-        <w:tc>
-          <w:tcPr>
-            <w:tcW w:type="dxa" w:w="1440"/>
-          </w:tcPr>
-          <w:p>
-            <w:r>
-              <w:t>— no figure located in filings</w:t>
-            </w:r>
-          </w:p>
-        </w:tc>
-      </w:tr>
     </w:tbl>
     <w:p>
       <w:r>
@@ -909,7 +723,7 @@
         <w:rPr>
           <w:sz w:val="20"/>
         </w:rPr>
-        <w:t>28 of 48 competitor cells are populated. Each empty cell is attributed below so it can be read as a known limit rather than an unexplained gap.</w:t>
+        <w:t>26 of 36 competitor cells are populated. Each empty cell is attributed below so it can be read as a known limit rather than an unexplained gap.</w:t>
       </w:r>
     </w:p>
     <w:p>
@@ -920,106 +734,7 @@
         <w:rPr>
           <w:sz w:val="20"/>
         </w:rPr>
-        <w:t>Extraction we have not built (8)</w:t>
-      </w:r>
-    </w:p>
-    <w:p>
-      <w:pPr>
-        <w:pStyle w:val="ListBullet"/>
-      </w:pPr>
-      <w:r>
-        <w:rPr>
-          <w:sz w:val="20"/>
-        </w:rPr>
-        <w:t>CCLFX — Non-accrual rate (% of portfolio): no EDGAR source located; either extraction we have not built, or the figure is not in the filings at all -- see the caveat below</w:t>
-      </w:r>
-    </w:p>
-    <w:p>
-      <w:pPr>
-        <w:pStyle w:val="ListBullet"/>
-      </w:pPr>
-      <w:r>
-        <w:rPr>
-          <w:sz w:val="20"/>
-        </w:rPr>
-        <w:t>CCLFX — Weighted average spread (bps): no EDGAR source located; either extraction we have not built, or the figure is not in the filings at all -- see the caveat below</w:t>
-      </w:r>
-    </w:p>
-    <w:p>
-      <w:pPr>
-        <w:pStyle w:val="ListBullet"/>
-      </w:pPr>
-      <w:r>
-        <w:rPr>
-          <w:sz w:val="20"/>
-        </w:rPr>
-        <w:t>GBDC — Portfolio turnover: no EDGAR source located; either extraction we have not built, or the figure is not in the filings at all -- see the caveat below</w:t>
-      </w:r>
-    </w:p>
-    <w:p>
-      <w:pPr>
-        <w:pStyle w:val="ListBullet"/>
-      </w:pPr>
-      <w:r>
-        <w:rPr>
-          <w:sz w:val="20"/>
-        </w:rPr>
-        <w:t>GBDC — Weighted average spread (bps): no EDGAR source located; either extraction we have not built, or the figure is not in the filings at all -- see the caveat below</w:t>
-      </w:r>
-    </w:p>
-    <w:p>
-      <w:pPr>
-        <w:pStyle w:val="ListBullet"/>
-      </w:pPr>
-      <w:r>
-        <w:rPr>
-          <w:sz w:val="20"/>
-        </w:rPr>
-        <w:t>KREF — Non-accrual rate (% of portfolio): no EDGAR source located; either extraction we have not built, or the figure is not in the filings at all -- see the caveat below</w:t>
-      </w:r>
-    </w:p>
-    <w:p>
-      <w:pPr>
-        <w:pStyle w:val="ListBullet"/>
-      </w:pPr>
-      <w:r>
-        <w:rPr>
-          <w:sz w:val="20"/>
-        </w:rPr>
-        <w:t>KREF — Weighted average spread (bps): no EDGAR source located; either extraction we have not built, or the figure is not in the filings at all -- see the caveat below</w:t>
-      </w:r>
-    </w:p>
-    <w:p>
-      <w:pPr>
-        <w:pStyle w:val="ListBullet"/>
-      </w:pPr>
-      <w:r>
-        <w:rPr>
-          <w:sz w:val="20"/>
-        </w:rPr>
-        <w:t>TAKIX — Non-accrual rate (% of portfolio): no EDGAR source located; either extraction we have not built, or the figure is not in the filings at all -- see the caveat below</w:t>
-      </w:r>
-    </w:p>
-    <w:p>
-      <w:pPr>
-        <w:pStyle w:val="ListBullet"/>
-      </w:pPr>
-      <w:r>
-        <w:rPr>
-          <w:sz w:val="20"/>
-        </w:rPr>
-        <w:t>TAKIX — Weighted average spread (bps): no EDGAR source located; either extraction we have not built, or the figure is not in the filings at all -- see the caveat below</w:t>
-      </w:r>
-    </w:p>
-    <w:p>
-      <w:pPr>
-        <w:pStyle w:val="Heading2"/>
-      </w:pPr>
-      <w:r>
-        <w:rPr>
-          <w:sz w:val="20"/>
-        </w:rPr>
-        <w:t>Exists, but outside the six-month staleness window (5)</w:t>
+        <w:t>Exists, but outside the six-month staleness window (4)</w:t>
       </w:r>
     </w:p>
     <w:p>
@@ -1068,17 +783,6 @@
     </w:p>
     <w:p>
       <w:pPr>
-        <w:pStyle w:val="ListBullet"/>
-      </w:pPr>
-      <w:r>
-        <w:rPr>
-          <w:sz w:val="20"/>
-        </w:rPr>
-        <w:t>CCLFX — Portfolio turnover: figure exists but predates the six-month line</w:t>
-      </w:r>
-    </w:p>
-    <w:p>
-      <w:pPr>
         <w:pStyle w:val="Heading2"/>
       </w:pPr>
       <w:r>
@@ -1107,7 +811,7 @@
         <w:rPr>
           <w:sz w:val="20"/>
         </w:rPr>
-        <w:t>Not published by the filer; no work would fix these (6)</w:t>
+        <w:t>Not published by the filer; no work would fix these (5)</w:t>
       </w:r>
     </w:p>
     <w:p>
@@ -1163,17 +867,6 @@
           <w:sz w:val="20"/>
         </w:rPr>
         <w:t>KREF — Net return, trailing 5Y (ann.): filer does not publish this concept; no extraction would fix it</w:t>
-      </w:r>
-    </w:p>
-    <w:p>
-      <w:pPr>
-        <w:pStyle w:val="ListBullet"/>
-      </w:pPr>
-      <w:r>
-        <w:rPr>
-          <w:sz w:val="20"/>
-        </w:rPr>
-        <w:t>KREF — Portfolio turnover: filer does not publish this concept; no extraction would fix it</w:t>
       </w:r>
     </w:p>
     <w:p>
@@ -1697,90 +1390,6 @@
           <w:p>
             <w:r>
               <w:t>9.22% (delta withheld)</w:t>
-            </w:r>
-          </w:p>
-        </w:tc>
-      </w:tr>
-      <w:tr>
-        <w:tc>
-          <w:tcPr>
-            <w:tcW w:type="dxa" w:w="2160"/>
-          </w:tcPr>
-          <w:p>
-            <w:r>
-              <w:t>Portfolio turnover</w:t>
-            </w:r>
-          </w:p>
-        </w:tc>
-        <w:tc>
-          <w:tcPr>
-            <w:tcW w:type="dxa" w:w="2160"/>
-          </w:tcPr>
-          <w:p>
-            <w:r>
-              <w:t>13.00%</w:t>
-            </w:r>
-          </w:p>
-        </w:tc>
-        <w:tc>
-          <w:tcPr>
-            <w:tcW w:type="dxa" w:w="2160"/>
-          </w:tcPr>
-          <w:p>
-            <w:r>
-              <w:t>13.00% – 13.00%</w:t>
-            </w:r>
-          </w:p>
-        </w:tc>
-        <w:tc>
-          <w:tcPr>
-            <w:tcW w:type="dxa" w:w="2160"/>
-          </w:tcPr>
-          <w:p>
-            <w:r>
-              <w:t>—</w:t>
-            </w:r>
-          </w:p>
-        </w:tc>
-      </w:tr>
-      <w:tr>
-        <w:tc>
-          <w:tcPr>
-            <w:tcW w:type="dxa" w:w="2160"/>
-          </w:tcPr>
-          <w:p>
-            <w:r>
-              <w:t>Non-accrual rate (% of portfolio)</w:t>
-            </w:r>
-          </w:p>
-        </w:tc>
-        <w:tc>
-          <w:tcPr>
-            <w:tcW w:type="dxa" w:w="2160"/>
-          </w:tcPr>
-          <w:p>
-            <w:r>
-              <w:t>0.30%</w:t>
-            </w:r>
-          </w:p>
-        </w:tc>
-        <w:tc>
-          <w:tcPr>
-            <w:tcW w:type="dxa" w:w="2160"/>
-          </w:tcPr>
-          <w:p>
-            <w:r>
-              <w:t>0.30% – 0.30%</w:t>
-            </w:r>
-          </w:p>
-        </w:tc>
-        <w:tc>
-          <w:tcPr>
-            <w:tcW w:type="dxa" w:w="2160"/>
-          </w:tcPr>
-          <w:p>
-            <w:r>
-              <w:t>—</w:t>
             </w:r>
           </w:p>
         </w:tc>
@@ -2382,48 +1991,6 @@
           </w:tcPr>
           <w:p>
             <w:r>
-              <w:t>TAKIX</w:t>
-            </w:r>
-          </w:p>
-        </w:tc>
-        <w:tc>
-          <w:tcPr>
-            <w:tcW w:type="dxa" w:w="2160"/>
-          </w:tcPr>
-          <w:p>
-            <w:r>
-              <w:t>Portfolio turnover</w:t>
-            </w:r>
-          </w:p>
-        </w:tc>
-        <w:tc>
-          <w:tcPr>
-            <w:tcW w:type="dxa" w:w="2160"/>
-          </w:tcPr>
-          <w:p>
-            <w:r>
-              <w:t>N-CSR, period 2025-12-31, acc. 0001725472-26-000003</w:t>
-            </w:r>
-          </w:p>
-        </w:tc>
-        <w:tc>
-          <w:tcPr>
-            <w:tcW w:type="dxa" w:w="2160"/>
-          </w:tcPr>
-          <w:p>
-            <w:r>
-              <w:t>financial highlights, CLASS I, row matching 'portfolio turnover', most recent column</w:t>
-            </w:r>
-          </w:p>
-        </w:tc>
-      </w:tr>
-      <w:tr>
-        <w:tc>
-          <w:tcPr>
-            <w:tcW w:type="dxa" w:w="2160"/>
-          </w:tcPr>
-          <w:p>
-            <w:r>
               <w:t>GBDC</w:t>
             </w:r>
           </w:p>
@@ -2749,48 +2316,6 @@
           <w:p>
             <w:r>
               <w:t>XBRL us-gaap:CommonStockDividendsPerShareDeclared [USD/shares] @ 2025-10-01..2025-12-31 (run-rate annualized)</w:t>
-            </w:r>
-          </w:p>
-        </w:tc>
-      </w:tr>
-      <w:tr>
-        <w:tc>
-          <w:tcPr>
-            <w:tcW w:type="dxa" w:w="2160"/>
-          </w:tcPr>
-          <w:p>
-            <w:r>
-              <w:t>GBDC</w:t>
-            </w:r>
-          </w:p>
-        </w:tc>
-        <w:tc>
-          <w:tcPr>
-            <w:tcW w:type="dxa" w:w="2160"/>
-          </w:tcPr>
-          <w:p>
-            <w:r>
-              <w:t>Non-accrual rate (% of portfolio)</w:t>
-            </w:r>
-          </w:p>
-        </w:tc>
-        <w:tc>
-          <w:tcPr>
-            <w:tcW w:type="dxa" w:w="2160"/>
-          </w:tcPr>
-          <w:p>
-            <w:r>
-              <w:t>10-K, period 2025-09-30, acc. 0001476765-25-000096</w:t>
-            </w:r>
-          </w:p>
-        </w:tc>
-        <w:tc>
-          <w:tcPr>
-            <w:tcW w:type="dxa" w:w="2160"/>
-          </w:tcPr>
-          <w:p>
-            <w:r>
-              <w:t>custom metric 'non_accrual_rate_pct' @ char 4115622</w:t>
             </w:r>
           </w:p>
         </w:tc>

--- a/output/benchmark_report.docx
+++ b/output/benchmark_report.docx
@@ -691,6 +691,254 @@
           </w:p>
         </w:tc>
       </w:tr>
+      <w:tr>
+        <w:tc>
+          <w:tcPr>
+            <w:tcW w:type="dxa" w:w="1440"/>
+          </w:tcPr>
+          <w:p>
+            <w:r>
+              <w:t>Portfolio turnover</w:t>
+            </w:r>
+          </w:p>
+        </w:tc>
+        <w:tc>
+          <w:tcPr>
+            <w:tcW w:type="dxa" w:w="1440"/>
+          </w:tcPr>
+          <w:p>
+            <w:r>
+              <w:t>— no figure located in filings</w:t>
+            </w:r>
+          </w:p>
+        </w:tc>
+        <w:tc>
+          <w:tcPr>
+            <w:tcW w:type="dxa" w:w="1440"/>
+          </w:tcPr>
+          <w:p>
+            <w:r>
+              <w:t>— no figure within staleness window</w:t>
+            </w:r>
+          </w:p>
+        </w:tc>
+        <w:tc>
+          <w:tcPr>
+            <w:tcW w:type="dxa" w:w="1440"/>
+          </w:tcPr>
+          <w:p>
+            <w:r>
+              <w:t>13.00% (Low)</w:t>
+            </w:r>
+          </w:p>
+        </w:tc>
+        <w:tc>
+          <w:tcPr>
+            <w:tcW w:type="dxa" w:w="1440"/>
+          </w:tcPr>
+          <w:p>
+            <w:r>
+              <w:t>— no figure located in filings</w:t>
+            </w:r>
+          </w:p>
+        </w:tc>
+        <w:tc>
+          <w:tcPr>
+            <w:tcW w:type="dxa" w:w="1440"/>
+          </w:tcPr>
+          <w:p>
+            <w:r>
+              <w:t>— not reported at this basis</w:t>
+            </w:r>
+          </w:p>
+        </w:tc>
+      </w:tr>
+      <w:tr>
+        <w:tc>
+          <w:tcPr>
+            <w:tcW w:type="dxa" w:w="1440"/>
+          </w:tcPr>
+          <w:p>
+            <w:r>
+              <w:t>Non-accrual rate (% of portfolio, fair value)</w:t>
+            </w:r>
+          </w:p>
+        </w:tc>
+        <w:tc>
+          <w:tcPr>
+            <w:tcW w:type="dxa" w:w="1440"/>
+          </w:tcPr>
+          <w:p>
+            <w:r>
+              <w:t>— no figure located in filings</w:t>
+            </w:r>
+          </w:p>
+        </w:tc>
+        <w:tc>
+          <w:tcPr>
+            <w:tcW w:type="dxa" w:w="1440"/>
+          </w:tcPr>
+          <w:p>
+            <w:r>
+              <w:t>— no figure located in filings</w:t>
+            </w:r>
+          </w:p>
+        </w:tc>
+        <w:tc>
+          <w:tcPr>
+            <w:tcW w:type="dxa" w:w="1440"/>
+          </w:tcPr>
+          <w:p>
+            <w:r>
+              <w:t>— no figure located in filings</w:t>
+            </w:r>
+          </w:p>
+        </w:tc>
+        <w:tc>
+          <w:tcPr>
+            <w:tcW w:type="dxa" w:w="1440"/>
+          </w:tcPr>
+          <w:p>
+            <w:r>
+              <w:t>0.30% (Low)</w:t>
+            </w:r>
+          </w:p>
+        </w:tc>
+        <w:tc>
+          <w:tcPr>
+            <w:tcW w:type="dxa" w:w="1440"/>
+          </w:tcPr>
+          <w:p>
+            <w:r>
+              <w:t>— no figure located in filings</w:t>
+            </w:r>
+          </w:p>
+        </w:tc>
+      </w:tr>
+      <w:tr>
+        <w:tc>
+          <w:tcPr>
+            <w:tcW w:type="dxa" w:w="1440"/>
+          </w:tcPr>
+          <w:p>
+            <w:r>
+              <w:t>Non-accrual rate (% of portfolio, cost)</w:t>
+            </w:r>
+          </w:p>
+        </w:tc>
+        <w:tc>
+          <w:tcPr>
+            <w:tcW w:type="dxa" w:w="1440"/>
+          </w:tcPr>
+          <w:p>
+            <w:r>
+              <w:t>— no figure located in filings</w:t>
+            </w:r>
+          </w:p>
+        </w:tc>
+        <w:tc>
+          <w:tcPr>
+            <w:tcW w:type="dxa" w:w="1440"/>
+          </w:tcPr>
+          <w:p>
+            <w:r>
+              <w:t>— no figure located in filings</w:t>
+            </w:r>
+          </w:p>
+        </w:tc>
+        <w:tc>
+          <w:tcPr>
+            <w:tcW w:type="dxa" w:w="1440"/>
+          </w:tcPr>
+          <w:p>
+            <w:r>
+              <w:t>— no figure located in filings</w:t>
+            </w:r>
+          </w:p>
+        </w:tc>
+        <w:tc>
+          <w:tcPr>
+            <w:tcW w:type="dxa" w:w="1440"/>
+          </w:tcPr>
+          <w:p>
+            <w:r>
+              <w:t>0.60% (Low)</w:t>
+            </w:r>
+          </w:p>
+        </w:tc>
+        <w:tc>
+          <w:tcPr>
+            <w:tcW w:type="dxa" w:w="1440"/>
+          </w:tcPr>
+          <w:p>
+            <w:r>
+              <w:t>— no figure located in filings</w:t>
+            </w:r>
+          </w:p>
+        </w:tc>
+      </w:tr>
+      <w:tr>
+        <w:tc>
+          <w:tcPr>
+            <w:tcW w:type="dxa" w:w="1440"/>
+          </w:tcPr>
+          <w:p>
+            <w:r>
+              <w:t>Weighted average spread (bps)</w:t>
+            </w:r>
+          </w:p>
+        </w:tc>
+        <w:tc>
+          <w:tcPr>
+            <w:tcW w:type="dxa" w:w="1440"/>
+          </w:tcPr>
+          <w:p>
+            <w:r>
+              <w:t>— no figure located in filings</w:t>
+            </w:r>
+          </w:p>
+        </w:tc>
+        <w:tc>
+          <w:tcPr>
+            <w:tcW w:type="dxa" w:w="1440"/>
+          </w:tcPr>
+          <w:p>
+            <w:r>
+              <w:t>— no figure located in filings</w:t>
+            </w:r>
+          </w:p>
+        </w:tc>
+        <w:tc>
+          <w:tcPr>
+            <w:tcW w:type="dxa" w:w="1440"/>
+          </w:tcPr>
+          <w:p>
+            <w:r>
+              <w:t>— no figure located in filings</w:t>
+            </w:r>
+          </w:p>
+        </w:tc>
+        <w:tc>
+          <w:tcPr>
+            <w:tcW w:type="dxa" w:w="1440"/>
+          </w:tcPr>
+          <w:p>
+            <w:r>
+              <w:t>— no figure located in filings</w:t>
+            </w:r>
+          </w:p>
+        </w:tc>
+        <w:tc>
+          <w:tcPr>
+            <w:tcW w:type="dxa" w:w="1440"/>
+          </w:tcPr>
+          <w:p>
+            <w:r>
+              <w:t>— no figure located in filings</w:t>
+            </w:r>
+          </w:p>
+        </w:tc>
+      </w:tr>
     </w:tbl>
     <w:p>
       <w:r>
@@ -723,7 +971,7 @@
         <w:rPr>
           <w:sz w:val="20"/>
         </w:rPr>
-        <w:t>26 of 36 competitor cells are populated. Each empty cell is attributed below so it can be read as a known limit rather than an unexplained gap.</w:t>
+        <w:t>29 of 52 competitor cells are populated. Each empty cell is attributed below so it can be read as a known limit rather than an unexplained gap.</w:t>
       </w:r>
     </w:p>
     <w:p>
@@ -734,7 +982,139 @@
         <w:rPr>
           <w:sz w:val="20"/>
         </w:rPr>
-        <w:t>Exists, but outside the six-month staleness window (4)</w:t>
+        <w:t>Extraction we have not built (11)</w:t>
+      </w:r>
+    </w:p>
+    <w:p>
+      <w:pPr>
+        <w:pStyle w:val="ListBullet"/>
+      </w:pPr>
+      <w:r>
+        <w:rPr>
+          <w:sz w:val="20"/>
+        </w:rPr>
+        <w:t>CCLFX — Non-accrual rate (% of portfolio, cost): no EDGAR source located; either extraction we have not built, or the figure is not in the filings at all -- see the caveat below</w:t>
+      </w:r>
+    </w:p>
+    <w:p>
+      <w:pPr>
+        <w:pStyle w:val="ListBullet"/>
+      </w:pPr>
+      <w:r>
+        <w:rPr>
+          <w:sz w:val="20"/>
+        </w:rPr>
+        <w:t>CCLFX — Non-accrual rate (% of portfolio, fair value): no EDGAR source located; either extraction we have not built, or the figure is not in the filings at all -- see the caveat below</w:t>
+      </w:r>
+    </w:p>
+    <w:p>
+      <w:pPr>
+        <w:pStyle w:val="ListBullet"/>
+      </w:pPr>
+      <w:r>
+        <w:rPr>
+          <w:sz w:val="20"/>
+        </w:rPr>
+        <w:t>CCLFX — Weighted average spread (bps): no EDGAR source located; either extraction we have not built, or the figure is not in the filings at all -- see the caveat below</w:t>
+      </w:r>
+    </w:p>
+    <w:p>
+      <w:pPr>
+        <w:pStyle w:val="ListBullet"/>
+      </w:pPr>
+      <w:r>
+        <w:rPr>
+          <w:sz w:val="20"/>
+        </w:rPr>
+        <w:t>GBDC — Portfolio turnover: no EDGAR source located; either extraction we have not built, or the figure is not in the filings at all -- see the caveat below</w:t>
+      </w:r>
+    </w:p>
+    <w:p>
+      <w:pPr>
+        <w:pStyle w:val="ListBullet"/>
+      </w:pPr>
+      <w:r>
+        <w:rPr>
+          <w:sz w:val="20"/>
+        </w:rPr>
+        <w:t>GBDC — Weighted average spread (bps): no EDGAR source located; either extraction we have not built, or the figure is not in the filings at all -- see the caveat below</w:t>
+      </w:r>
+    </w:p>
+    <w:p>
+      <w:pPr>
+        <w:pStyle w:val="ListBullet"/>
+      </w:pPr>
+      <w:r>
+        <w:rPr>
+          <w:sz w:val="20"/>
+        </w:rPr>
+        <w:t>KREF — Non-accrual rate (% of portfolio, cost): no EDGAR source located; either extraction we have not built, or the figure is not in the filings at all -- see the caveat below</w:t>
+      </w:r>
+    </w:p>
+    <w:p>
+      <w:pPr>
+        <w:pStyle w:val="ListBullet"/>
+      </w:pPr>
+      <w:r>
+        <w:rPr>
+          <w:sz w:val="20"/>
+        </w:rPr>
+        <w:t>KREF — Non-accrual rate (% of portfolio, fair value): no EDGAR source located; either extraction we have not built, or the figure is not in the filings at all -- see the caveat below</w:t>
+      </w:r>
+    </w:p>
+    <w:p>
+      <w:pPr>
+        <w:pStyle w:val="ListBullet"/>
+      </w:pPr>
+      <w:r>
+        <w:rPr>
+          <w:sz w:val="20"/>
+        </w:rPr>
+        <w:t>KREF — Weighted average spread (bps): no EDGAR source located; either extraction we have not built, or the figure is not in the filings at all -- see the caveat below</w:t>
+      </w:r>
+    </w:p>
+    <w:p>
+      <w:pPr>
+        <w:pStyle w:val="ListBullet"/>
+      </w:pPr>
+      <w:r>
+        <w:rPr>
+          <w:sz w:val="20"/>
+        </w:rPr>
+        <w:t>TAKIX — Non-accrual rate (% of portfolio, cost): no EDGAR source located; either extraction we have not built, or the figure is not in the filings at all -- see the caveat below</w:t>
+      </w:r>
+    </w:p>
+    <w:p>
+      <w:pPr>
+        <w:pStyle w:val="ListBullet"/>
+      </w:pPr>
+      <w:r>
+        <w:rPr>
+          <w:sz w:val="20"/>
+        </w:rPr>
+        <w:t>TAKIX — Non-accrual rate (% of portfolio, fair value): no EDGAR source located; either extraction we have not built, or the figure is not in the filings at all -- see the caveat below</w:t>
+      </w:r>
+    </w:p>
+    <w:p>
+      <w:pPr>
+        <w:pStyle w:val="ListBullet"/>
+      </w:pPr>
+      <w:r>
+        <w:rPr>
+          <w:sz w:val="20"/>
+        </w:rPr>
+        <w:t>TAKIX — Weighted average spread (bps): no EDGAR source located; either extraction we have not built, or the figure is not in the filings at all -- see the caveat below</w:t>
+      </w:r>
+    </w:p>
+    <w:p>
+      <w:pPr>
+        <w:pStyle w:val="Heading2"/>
+      </w:pPr>
+      <w:r>
+        <w:rPr>
+          <w:sz w:val="20"/>
+        </w:rPr>
+        <w:t>Exists, but outside the six-month staleness window (5)</w:t>
       </w:r>
     </w:p>
     <w:p>
@@ -783,6 +1163,17 @@
     </w:p>
     <w:p>
       <w:pPr>
+        <w:pStyle w:val="ListBullet"/>
+      </w:pPr>
+      <w:r>
+        <w:rPr>
+          <w:sz w:val="20"/>
+        </w:rPr>
+        <w:t>CCLFX — Portfolio turnover: figure exists but predates the six-month line</w:t>
+      </w:r>
+    </w:p>
+    <w:p>
+      <w:pPr>
         <w:pStyle w:val="Heading2"/>
       </w:pPr>
       <w:r>
@@ -811,7 +1202,7 @@
         <w:rPr>
           <w:sz w:val="20"/>
         </w:rPr>
-        <w:t>Not published by the filer; no work would fix these (5)</w:t>
+        <w:t>Not published by the filer; no work would fix these (6)</w:t>
       </w:r>
     </w:p>
     <w:p>
@@ -867,6 +1258,17 @@
           <w:sz w:val="20"/>
         </w:rPr>
         <w:t>KREF — Net return, trailing 5Y (ann.): filer does not publish this concept; no extraction would fix it</w:t>
+      </w:r>
+    </w:p>
+    <w:p>
+      <w:pPr>
+        <w:pStyle w:val="ListBullet"/>
+      </w:pPr>
+      <w:r>
+        <w:rPr>
+          <w:sz w:val="20"/>
+        </w:rPr>
+        <w:t>KREF — Portfolio turnover: filer does not publish this concept; no extraction would fix it</w:t>
       </w:r>
     </w:p>
     <w:p>
@@ -1390,6 +1792,132 @@
           <w:p>
             <w:r>
               <w:t>9.22% (delta withheld)</w:t>
+            </w:r>
+          </w:p>
+        </w:tc>
+      </w:tr>
+      <w:tr>
+        <w:tc>
+          <w:tcPr>
+            <w:tcW w:type="dxa" w:w="2160"/>
+          </w:tcPr>
+          <w:p>
+            <w:r>
+              <w:t>Portfolio turnover</w:t>
+            </w:r>
+          </w:p>
+        </w:tc>
+        <w:tc>
+          <w:tcPr>
+            <w:tcW w:type="dxa" w:w="2160"/>
+          </w:tcPr>
+          <w:p>
+            <w:r>
+              <w:t>13.00%</w:t>
+            </w:r>
+          </w:p>
+        </w:tc>
+        <w:tc>
+          <w:tcPr>
+            <w:tcW w:type="dxa" w:w="2160"/>
+          </w:tcPr>
+          <w:p>
+            <w:r>
+              <w:t>13.00% – 13.00%</w:t>
+            </w:r>
+          </w:p>
+        </w:tc>
+        <w:tc>
+          <w:tcPr>
+            <w:tcW w:type="dxa" w:w="2160"/>
+          </w:tcPr>
+          <w:p>
+            <w:r>
+              <w:t>—</w:t>
+            </w:r>
+          </w:p>
+        </w:tc>
+      </w:tr>
+      <w:tr>
+        <w:tc>
+          <w:tcPr>
+            <w:tcW w:type="dxa" w:w="2160"/>
+          </w:tcPr>
+          <w:p>
+            <w:r>
+              <w:t>Non-accrual rate (% of portfolio, fair value)</w:t>
+            </w:r>
+          </w:p>
+        </w:tc>
+        <w:tc>
+          <w:tcPr>
+            <w:tcW w:type="dxa" w:w="2160"/>
+          </w:tcPr>
+          <w:p>
+            <w:r>
+              <w:t>0.30%</w:t>
+            </w:r>
+          </w:p>
+        </w:tc>
+        <w:tc>
+          <w:tcPr>
+            <w:tcW w:type="dxa" w:w="2160"/>
+          </w:tcPr>
+          <w:p>
+            <w:r>
+              <w:t>0.30% – 0.30%</w:t>
+            </w:r>
+          </w:p>
+        </w:tc>
+        <w:tc>
+          <w:tcPr>
+            <w:tcW w:type="dxa" w:w="2160"/>
+          </w:tcPr>
+          <w:p>
+            <w:r>
+              <w:t>—</w:t>
+            </w:r>
+          </w:p>
+        </w:tc>
+      </w:tr>
+      <w:tr>
+        <w:tc>
+          <w:tcPr>
+            <w:tcW w:type="dxa" w:w="2160"/>
+          </w:tcPr>
+          <w:p>
+            <w:r>
+              <w:t>Non-accrual rate (% of portfolio, cost)</w:t>
+            </w:r>
+          </w:p>
+        </w:tc>
+        <w:tc>
+          <w:tcPr>
+            <w:tcW w:type="dxa" w:w="2160"/>
+          </w:tcPr>
+          <w:p>
+            <w:r>
+              <w:t>0.60%</w:t>
+            </w:r>
+          </w:p>
+        </w:tc>
+        <w:tc>
+          <w:tcPr>
+            <w:tcW w:type="dxa" w:w="2160"/>
+          </w:tcPr>
+          <w:p>
+            <w:r>
+              <w:t>0.60% – 0.60%</w:t>
+            </w:r>
+          </w:p>
+        </w:tc>
+        <w:tc>
+          <w:tcPr>
+            <w:tcW w:type="dxa" w:w="2160"/>
+          </w:tcPr>
+          <w:p>
+            <w:r>
+              <w:t>—</w:t>
             </w:r>
           </w:p>
         </w:tc>
@@ -1991,6 +2519,48 @@
           </w:tcPr>
           <w:p>
             <w:r>
+              <w:t>TAKIX</w:t>
+            </w:r>
+          </w:p>
+        </w:tc>
+        <w:tc>
+          <w:tcPr>
+            <w:tcW w:type="dxa" w:w="2160"/>
+          </w:tcPr>
+          <w:p>
+            <w:r>
+              <w:t>Portfolio turnover</w:t>
+            </w:r>
+          </w:p>
+        </w:tc>
+        <w:tc>
+          <w:tcPr>
+            <w:tcW w:type="dxa" w:w="2160"/>
+          </w:tcPr>
+          <w:p>
+            <w:r>
+              <w:t>N-CSR, period 2025-12-31, acc. 0001725472-26-000003</w:t>
+            </w:r>
+          </w:p>
+        </w:tc>
+        <w:tc>
+          <w:tcPr>
+            <w:tcW w:type="dxa" w:w="2160"/>
+          </w:tcPr>
+          <w:p>
+            <w:r>
+              <w:t>financial highlights, CLASS I, row matching 'portfolio turnover', most recent column</w:t>
+            </w:r>
+          </w:p>
+        </w:tc>
+      </w:tr>
+      <w:tr>
+        <w:tc>
+          <w:tcPr>
+            <w:tcW w:type="dxa" w:w="2160"/>
+          </w:tcPr>
+          <w:p>
+            <w:r>
               <w:t>GBDC</w:t>
             </w:r>
           </w:p>
@@ -2316,6 +2886,90 @@
           <w:p>
             <w:r>
               <w:t>XBRL us-gaap:CommonStockDividendsPerShareDeclared [USD/shares] @ 2025-10-01..2025-12-31 (run-rate annualized)</w:t>
+            </w:r>
+          </w:p>
+        </w:tc>
+      </w:tr>
+      <w:tr>
+        <w:tc>
+          <w:tcPr>
+            <w:tcW w:type="dxa" w:w="2160"/>
+          </w:tcPr>
+          <w:p>
+            <w:r>
+              <w:t>GBDC</w:t>
+            </w:r>
+          </w:p>
+        </w:tc>
+        <w:tc>
+          <w:tcPr>
+            <w:tcW w:type="dxa" w:w="2160"/>
+          </w:tcPr>
+          <w:p>
+            <w:r>
+              <w:t>Non-accrual rate (% of portfolio, fair value)</w:t>
+            </w:r>
+          </w:p>
+        </w:tc>
+        <w:tc>
+          <w:tcPr>
+            <w:tcW w:type="dxa" w:w="2160"/>
+          </w:tcPr>
+          <w:p>
+            <w:r>
+              <w:t>10-K, period 2025-09-30, acc. 0001476765-25-000096</w:t>
+            </w:r>
+          </w:p>
+        </w:tc>
+        <w:tc>
+          <w:tcPr>
+            <w:tcW w:type="dxa" w:w="2160"/>
+          </w:tcPr>
+          <w:p>
+            <w:r>
+              <w:t>custom metric 'non_accrual_rate_fv_pct' @ char 4115622</w:t>
+            </w:r>
+          </w:p>
+        </w:tc>
+      </w:tr>
+      <w:tr>
+        <w:tc>
+          <w:tcPr>
+            <w:tcW w:type="dxa" w:w="2160"/>
+          </w:tcPr>
+          <w:p>
+            <w:r>
+              <w:t>GBDC</w:t>
+            </w:r>
+          </w:p>
+        </w:tc>
+        <w:tc>
+          <w:tcPr>
+            <w:tcW w:type="dxa" w:w="2160"/>
+          </w:tcPr>
+          <w:p>
+            <w:r>
+              <w:t>Non-accrual rate (% of portfolio, cost)</w:t>
+            </w:r>
+          </w:p>
+        </w:tc>
+        <w:tc>
+          <w:tcPr>
+            <w:tcW w:type="dxa" w:w="2160"/>
+          </w:tcPr>
+          <w:p>
+            <w:r>
+              <w:t>10-K, period 2025-09-30, acc. 0001476765-25-000096</w:t>
+            </w:r>
+          </w:p>
+        </w:tc>
+        <w:tc>
+          <w:tcPr>
+            <w:tcW w:type="dxa" w:w="2160"/>
+          </w:tcPr>
+          <w:p>
+            <w:r>
+              <w:t>custom metric 'non_accrual_rate_cost_pct' @ char 4115622</w:t>
             </w:r>
           </w:p>
         </w:tc>

--- a/output/benchmark_report.docx
+++ b/output/benchmark_report.docx
@@ -939,6 +939,68 @@
           </w:p>
         </w:tc>
       </w:tr>
+      <w:tr>
+        <w:tc>
+          <w:tcPr>
+            <w:tcW w:type="dxa" w:w="1440"/>
+          </w:tcPr>
+          <w:p>
+            <w:r>
+              <w:t>Total annual expenses</w:t>
+            </w:r>
+          </w:p>
+        </w:tc>
+        <w:tc>
+          <w:tcPr>
+            <w:tcW w:type="dxa" w:w="1440"/>
+          </w:tcPr>
+          <w:p>
+            <w:r>
+              <w:t>— no figure located in filings</w:t>
+            </w:r>
+          </w:p>
+        </w:tc>
+        <w:tc>
+          <w:tcPr>
+            <w:tcW w:type="dxa" w:w="1440"/>
+          </w:tcPr>
+          <w:p>
+            <w:r>
+              <w:t>3.27% (Med)</w:t>
+            </w:r>
+          </w:p>
+        </w:tc>
+        <w:tc>
+          <w:tcPr>
+            <w:tcW w:type="dxa" w:w="1440"/>
+          </w:tcPr>
+          <w:p>
+            <w:r>
+              <w:t>— no figure located in filings</w:t>
+            </w:r>
+          </w:p>
+        </w:tc>
+        <w:tc>
+          <w:tcPr>
+            <w:tcW w:type="dxa" w:w="1440"/>
+          </w:tcPr>
+          <w:p>
+            <w:r>
+              <w:t>11.77% (Low)</w:t>
+            </w:r>
+          </w:p>
+        </w:tc>
+        <w:tc>
+          <w:tcPr>
+            <w:tcW w:type="dxa" w:w="1440"/>
+          </w:tcPr>
+          <w:p>
+            <w:r>
+              <w:t>— no figure located in filings</w:t>
+            </w:r>
+          </w:p>
+        </w:tc>
+      </w:tr>
     </w:tbl>
     <w:p>
       <w:r>
@@ -971,7 +1033,7 @@
         <w:rPr>
           <w:sz w:val="20"/>
         </w:rPr>
-        <w:t>29 of 52 competitor cells are populated. Each empty cell is attributed below so it can be read as a known limit rather than an unexplained gap.</w:t>
+        <w:t>31 of 56 competitor cells are populated. Each empty cell is attributed below so it can be read as a known limit rather than an unexplained gap.</w:t>
       </w:r>
     </w:p>
     <w:p>
@@ -982,7 +1044,7 @@
         <w:rPr>
           <w:sz w:val="20"/>
         </w:rPr>
-        <w:t>Extraction we have not built (11)</w:t>
+        <w:t>Extraction we have not built (13)</w:t>
       </w:r>
     </w:p>
     <w:p>
@@ -1070,6 +1132,17 @@
         <w:rPr>
           <w:sz w:val="20"/>
         </w:rPr>
+        <w:t>KREF — Total annual expenses: no EDGAR source located; either extraction we have not built, or the figure is not in the filings at all -- see the caveat below</w:t>
+      </w:r>
+    </w:p>
+    <w:p>
+      <w:pPr>
+        <w:pStyle w:val="ListBullet"/>
+      </w:pPr>
+      <w:r>
+        <w:rPr>
+          <w:sz w:val="20"/>
+        </w:rPr>
         <w:t>KREF — Weighted average spread (bps): no EDGAR source located; either extraction we have not built, or the figure is not in the filings at all -- see the caveat below</w:t>
       </w:r>
     </w:p>
@@ -1093,6 +1166,17 @@
           <w:sz w:val="20"/>
         </w:rPr>
         <w:t>TAKIX — Non-accrual rate (% of portfolio, fair value): no EDGAR source located; either extraction we have not built, or the figure is not in the filings at all -- see the caveat below</w:t>
+      </w:r>
+    </w:p>
+    <w:p>
+      <w:pPr>
+        <w:pStyle w:val="ListBullet"/>
+      </w:pPr>
+      <w:r>
+        <w:rPr>
+          <w:sz w:val="20"/>
+        </w:rPr>
+        <w:t>TAKIX — Total annual expenses: no EDGAR source located; either extraction we have not built, or the figure is not in the filings at all -- see the caveat below</w:t>
       </w:r>
     </w:p>
     <w:p>
@@ -1324,6 +1408,24 @@
           <w:sz w:val="20"/>
         </w:rPr>
         <w:t>candidates 15, 20; resolved to 15 (text_pattern). kept 15: agreed on by 2 independent extraction(s) vs 20 (1); chosen source text_pattern, no flags</w:t>
+      </w:r>
+    </w:p>
+    <w:p>
+      <w:pPr>
+        <w:pStyle w:val="ListBullet"/>
+      </w:pPr>
+      <w:r>
+        <w:rPr>
+          <w:b/>
+          <w:sz w:val="20"/>
+        </w:rPr>
+        <w:t xml:space="preserve">GBDC — Total annual expenses: </w:t>
+      </w:r>
+      <w:r>
+        <w:rPr>
+          <w:sz w:val="20"/>
+        </w:rPr>
+        <w:t>candidates 11.77, 12.27; resolved to 11.77 (text_pattern). kept 11.77: agreed on by 1 independent extraction(s) vs 12.27 (1); chosen source text_pattern, no flags</w:t>
       </w:r>
     </w:p>
     <w:p>
@@ -1922,6 +2024,48 @@
           </w:p>
         </w:tc>
       </w:tr>
+      <w:tr>
+        <w:tc>
+          <w:tcPr>
+            <w:tcW w:type="dxa" w:w="2160"/>
+          </w:tcPr>
+          <w:p>
+            <w:r>
+              <w:t>Total annual expenses</w:t>
+            </w:r>
+          </w:p>
+        </w:tc>
+        <w:tc>
+          <w:tcPr>
+            <w:tcW w:type="dxa" w:w="2160"/>
+          </w:tcPr>
+          <w:p>
+            <w:r>
+              <w:t>7.52%</w:t>
+            </w:r>
+          </w:p>
+        </w:tc>
+        <w:tc>
+          <w:tcPr>
+            <w:tcW w:type="dxa" w:w="2160"/>
+          </w:tcPr>
+          <w:p>
+            <w:r>
+              <w:t>3.27% – 11.77%</w:t>
+            </w:r>
+          </w:p>
+        </w:tc>
+        <w:tc>
+          <w:tcPr>
+            <w:tcW w:type="dxa" w:w="2160"/>
+          </w:tcPr>
+          <w:p>
+            <w:r>
+              <w:t>—</w:t>
+            </w:r>
+          </w:p>
+        </w:tc>
+      </w:tr>
     </w:tbl>
     <w:p>
       <w:pPr>
@@ -2172,6 +2316,48 @@
           <w:p>
             <w:r>
               <w:t>N-PORT fundInfo/amtPay* (sum of borrowings)</w:t>
+            </w:r>
+          </w:p>
+        </w:tc>
+      </w:tr>
+      <w:tr>
+        <w:tc>
+          <w:tcPr>
+            <w:tcW w:type="dxa" w:w="2160"/>
+          </w:tcPr>
+          <w:p>
+            <w:r>
+              <w:t>CCLFX</w:t>
+            </w:r>
+          </w:p>
+        </w:tc>
+        <w:tc>
+          <w:tcPr>
+            <w:tcW w:type="dxa" w:w="2160"/>
+          </w:tcPr>
+          <w:p>
+            <w:r>
+              <w:t>Total annual expenses</w:t>
+            </w:r>
+          </w:p>
+        </w:tc>
+        <w:tc>
+          <w:tcPr>
+            <w:tcW w:type="dxa" w:w="2160"/>
+          </w:tcPr>
+          <w:p>
+            <w:r>
+              <w:t>424B3, period 2025-08-12, acc. 0001213900-25-074891</w:t>
+            </w:r>
+          </w:p>
+        </w:tc>
+        <w:tc>
+          <w:tcPr>
+            <w:tcW w:type="dxa" w:w="2160"/>
+          </w:tcPr>
+          <w:p>
+            <w:r>
+              <w:t>custom metric 'total_annual_expenses_pct' @ char 191520</w:t>
             </w:r>
           </w:p>
         </w:tc>
@@ -2981,6 +3167,48 @@
           </w:tcPr>
           <w:p>
             <w:r>
+              <w:t>GBDC</w:t>
+            </w:r>
+          </w:p>
+        </w:tc>
+        <w:tc>
+          <w:tcPr>
+            <w:tcW w:type="dxa" w:w="2160"/>
+          </w:tcPr>
+          <w:p>
+            <w:r>
+              <w:t>Total annual expenses</w:t>
+            </w:r>
+          </w:p>
+        </w:tc>
+        <w:tc>
+          <w:tcPr>
+            <w:tcW w:type="dxa" w:w="2160"/>
+          </w:tcPr>
+          <w:p>
+            <w:r>
+              <w:t>10-K, period 2025-09-30, acc. 0001476765-25-000096</w:t>
+            </w:r>
+          </w:p>
+        </w:tc>
+        <w:tc>
+          <w:tcPr>
+            <w:tcW w:type="dxa" w:w="2160"/>
+          </w:tcPr>
+          <w:p>
+            <w:r>
+              <w:t>custom metric 'total_annual_expenses_pct' @ char 3695567</w:t>
+            </w:r>
+          </w:p>
+        </w:tc>
+      </w:tr>
+      <w:tr>
+        <w:tc>
+          <w:tcPr>
+            <w:tcW w:type="dxa" w:w="2160"/>
+          </w:tcPr>
+          <w:p>
+            <w:r>
               <w:t>KREF</w:t>
             </w:r>
           </w:p>

--- a/output/benchmark_report.docx
+++ b/output/benchmark_report.docx
@@ -408,7 +408,7 @@
           </w:tcPr>
           <w:p>
             <w:r>
-              <w:t>0.00% (Low)</w:t>
+              <w:t>none charged (Low)</w:t>
             </w:r>
           </w:p>
         </w:tc>
@@ -1383,31 +1383,13 @@
           <w:b/>
           <w:sz w:val="20"/>
         </w:rPr>
-        <w:t xml:space="preserve">TAKIX — Management fee: </w:t>
-      </w:r>
-      <w:r>
-        <w:rPr>
-          <w:sz w:val="20"/>
-        </w:rPr>
-        <w:t>candidates 1, 1.5; resolved to 1 (text_pattern). kept 1: agreed on by 1 independent extraction(s) vs 1.5 (1); chosen source text_pattern, flags ['rate_not_restated_within_window']</w:t>
-      </w:r>
-    </w:p>
-    <w:p>
-      <w:pPr>
-        <w:pStyle w:val="ListBullet"/>
-      </w:pPr>
-      <w:r>
-        <w:rPr>
-          <w:b/>
-          <w:sz w:val="20"/>
-        </w:rPr>
         <w:t xml:space="preserve">GBDC — Incentive fee: </w:t>
       </w:r>
       <w:r>
         <w:rPr>
           <w:sz w:val="20"/>
         </w:rPr>
-        <w:t>candidates 15, 20; resolved to 15 (text_pattern). kept 15: agreed on by 2 independent extraction(s) vs 20 (1); chosen source text_pattern, no flags</w:t>
+        <w:t>candidates 15, 20% (superseded, date not stated in filing); resolved to 15 (text_pattern). kept 15: agreed on by 2 independent extraction(s) vs 20 superseded (1); chosen source text_pattern, no flags</w:t>
       </w:r>
     </w:p>
     <w:p>

--- a/output/benchmark_report.docx
+++ b/output/benchmark_report.docx
@@ -574,7 +574,7 @@
           </w:tcPr>
           <w:p>
             <w:r>
-              <w:t>Leverage (D/E)</w:t>
+              <w:t>Leverage (D/E), regulatory</w:t>
             </w:r>
           </w:p>
         </w:tc>
@@ -624,7 +624,69 @@
           </w:tcPr>
           <w:p>
             <w:r>
-              <w:t>2.45x (Med)</w:t>
+              <w:t>2.98x (High)</w:t>
+            </w:r>
+          </w:p>
+        </w:tc>
+      </w:tr>
+      <w:tr>
+        <w:tc>
+          <w:tcPr>
+            <w:tcW w:type="dxa" w:w="1440"/>
+          </w:tcPr>
+          <w:p>
+            <w:r>
+              <w:t>Leverage (D/E), economic</w:t>
+            </w:r>
+          </w:p>
+        </w:tc>
+        <w:tc>
+          <w:tcPr>
+            <w:tcW w:type="dxa" w:w="1440"/>
+          </w:tcPr>
+          <w:p>
+            <w:r>
+              <w:t>— no figure located in filings</w:t>
+            </w:r>
+          </w:p>
+        </w:tc>
+        <w:tc>
+          <w:tcPr>
+            <w:tcW w:type="dxa" w:w="1440"/>
+          </w:tcPr>
+          <w:p>
+            <w:r>
+              <w:t>0.79x (Med)</w:t>
+            </w:r>
+          </w:p>
+        </w:tc>
+        <w:tc>
+          <w:tcPr>
+            <w:tcW w:type="dxa" w:w="1440"/>
+          </w:tcPr>
+          <w:p>
+            <w:r>
+              <w:t>0.45x (Med)</w:t>
+            </w:r>
+          </w:p>
+        </w:tc>
+        <w:tc>
+          <w:tcPr>
+            <w:tcW w:type="dxa" w:w="1440"/>
+          </w:tcPr>
+          <w:p>
+            <w:r>
+              <w:t>1.28x (Med)</w:t>
+            </w:r>
+          </w:p>
+        </w:tc>
+        <w:tc>
+          <w:tcPr>
+            <w:tcW w:type="dxa" w:w="1440"/>
+          </w:tcPr>
+          <w:p>
+            <w:r>
+              <w:t>3.45x (High)</w:t>
             </w:r>
           </w:p>
         </w:tc>
@@ -691,316 +753,6 @@
           </w:p>
         </w:tc>
       </w:tr>
-      <w:tr>
-        <w:tc>
-          <w:tcPr>
-            <w:tcW w:type="dxa" w:w="1440"/>
-          </w:tcPr>
-          <w:p>
-            <w:r>
-              <w:t>Portfolio turnover</w:t>
-            </w:r>
-          </w:p>
-        </w:tc>
-        <w:tc>
-          <w:tcPr>
-            <w:tcW w:type="dxa" w:w="1440"/>
-          </w:tcPr>
-          <w:p>
-            <w:r>
-              <w:t>— no figure located in filings</w:t>
-            </w:r>
-          </w:p>
-        </w:tc>
-        <w:tc>
-          <w:tcPr>
-            <w:tcW w:type="dxa" w:w="1440"/>
-          </w:tcPr>
-          <w:p>
-            <w:r>
-              <w:t>— no figure within staleness window</w:t>
-            </w:r>
-          </w:p>
-        </w:tc>
-        <w:tc>
-          <w:tcPr>
-            <w:tcW w:type="dxa" w:w="1440"/>
-          </w:tcPr>
-          <w:p>
-            <w:r>
-              <w:t>13.00% (Low)</w:t>
-            </w:r>
-          </w:p>
-        </w:tc>
-        <w:tc>
-          <w:tcPr>
-            <w:tcW w:type="dxa" w:w="1440"/>
-          </w:tcPr>
-          <w:p>
-            <w:r>
-              <w:t>— no figure located in filings</w:t>
-            </w:r>
-          </w:p>
-        </w:tc>
-        <w:tc>
-          <w:tcPr>
-            <w:tcW w:type="dxa" w:w="1440"/>
-          </w:tcPr>
-          <w:p>
-            <w:r>
-              <w:t>— not reported at this basis</w:t>
-            </w:r>
-          </w:p>
-        </w:tc>
-      </w:tr>
-      <w:tr>
-        <w:tc>
-          <w:tcPr>
-            <w:tcW w:type="dxa" w:w="1440"/>
-          </w:tcPr>
-          <w:p>
-            <w:r>
-              <w:t>Non-accrual rate (% of portfolio, fair value)</w:t>
-            </w:r>
-          </w:p>
-        </w:tc>
-        <w:tc>
-          <w:tcPr>
-            <w:tcW w:type="dxa" w:w="1440"/>
-          </w:tcPr>
-          <w:p>
-            <w:r>
-              <w:t>— no figure located in filings</w:t>
-            </w:r>
-          </w:p>
-        </w:tc>
-        <w:tc>
-          <w:tcPr>
-            <w:tcW w:type="dxa" w:w="1440"/>
-          </w:tcPr>
-          <w:p>
-            <w:r>
-              <w:t>— no figure located in filings</w:t>
-            </w:r>
-          </w:p>
-        </w:tc>
-        <w:tc>
-          <w:tcPr>
-            <w:tcW w:type="dxa" w:w="1440"/>
-          </w:tcPr>
-          <w:p>
-            <w:r>
-              <w:t>— no figure located in filings</w:t>
-            </w:r>
-          </w:p>
-        </w:tc>
-        <w:tc>
-          <w:tcPr>
-            <w:tcW w:type="dxa" w:w="1440"/>
-          </w:tcPr>
-          <w:p>
-            <w:r>
-              <w:t>0.30% (Low)</w:t>
-            </w:r>
-          </w:p>
-        </w:tc>
-        <w:tc>
-          <w:tcPr>
-            <w:tcW w:type="dxa" w:w="1440"/>
-          </w:tcPr>
-          <w:p>
-            <w:r>
-              <w:t>— no figure located in filings</w:t>
-            </w:r>
-          </w:p>
-        </w:tc>
-      </w:tr>
-      <w:tr>
-        <w:tc>
-          <w:tcPr>
-            <w:tcW w:type="dxa" w:w="1440"/>
-          </w:tcPr>
-          <w:p>
-            <w:r>
-              <w:t>Non-accrual rate (% of portfolio, cost)</w:t>
-            </w:r>
-          </w:p>
-        </w:tc>
-        <w:tc>
-          <w:tcPr>
-            <w:tcW w:type="dxa" w:w="1440"/>
-          </w:tcPr>
-          <w:p>
-            <w:r>
-              <w:t>— no figure located in filings</w:t>
-            </w:r>
-          </w:p>
-        </w:tc>
-        <w:tc>
-          <w:tcPr>
-            <w:tcW w:type="dxa" w:w="1440"/>
-          </w:tcPr>
-          <w:p>
-            <w:r>
-              <w:t>— no figure located in filings</w:t>
-            </w:r>
-          </w:p>
-        </w:tc>
-        <w:tc>
-          <w:tcPr>
-            <w:tcW w:type="dxa" w:w="1440"/>
-          </w:tcPr>
-          <w:p>
-            <w:r>
-              <w:t>— no figure located in filings</w:t>
-            </w:r>
-          </w:p>
-        </w:tc>
-        <w:tc>
-          <w:tcPr>
-            <w:tcW w:type="dxa" w:w="1440"/>
-          </w:tcPr>
-          <w:p>
-            <w:r>
-              <w:t>0.60% (Low)</w:t>
-            </w:r>
-          </w:p>
-        </w:tc>
-        <w:tc>
-          <w:tcPr>
-            <w:tcW w:type="dxa" w:w="1440"/>
-          </w:tcPr>
-          <w:p>
-            <w:r>
-              <w:t>— no figure located in filings</w:t>
-            </w:r>
-          </w:p>
-        </w:tc>
-      </w:tr>
-      <w:tr>
-        <w:tc>
-          <w:tcPr>
-            <w:tcW w:type="dxa" w:w="1440"/>
-          </w:tcPr>
-          <w:p>
-            <w:r>
-              <w:t>Weighted average spread (bps)</w:t>
-            </w:r>
-          </w:p>
-        </w:tc>
-        <w:tc>
-          <w:tcPr>
-            <w:tcW w:type="dxa" w:w="1440"/>
-          </w:tcPr>
-          <w:p>
-            <w:r>
-              <w:t>— no figure located in filings</w:t>
-            </w:r>
-          </w:p>
-        </w:tc>
-        <w:tc>
-          <w:tcPr>
-            <w:tcW w:type="dxa" w:w="1440"/>
-          </w:tcPr>
-          <w:p>
-            <w:r>
-              <w:t>— no figure located in filings</w:t>
-            </w:r>
-          </w:p>
-        </w:tc>
-        <w:tc>
-          <w:tcPr>
-            <w:tcW w:type="dxa" w:w="1440"/>
-          </w:tcPr>
-          <w:p>
-            <w:r>
-              <w:t>— no figure located in filings</w:t>
-            </w:r>
-          </w:p>
-        </w:tc>
-        <w:tc>
-          <w:tcPr>
-            <w:tcW w:type="dxa" w:w="1440"/>
-          </w:tcPr>
-          <w:p>
-            <w:r>
-              <w:t>— no figure located in filings</w:t>
-            </w:r>
-          </w:p>
-        </w:tc>
-        <w:tc>
-          <w:tcPr>
-            <w:tcW w:type="dxa" w:w="1440"/>
-          </w:tcPr>
-          <w:p>
-            <w:r>
-              <w:t>— no figure located in filings</w:t>
-            </w:r>
-          </w:p>
-        </w:tc>
-      </w:tr>
-      <w:tr>
-        <w:tc>
-          <w:tcPr>
-            <w:tcW w:type="dxa" w:w="1440"/>
-          </w:tcPr>
-          <w:p>
-            <w:r>
-              <w:t>Total annual expenses</w:t>
-            </w:r>
-          </w:p>
-        </w:tc>
-        <w:tc>
-          <w:tcPr>
-            <w:tcW w:type="dxa" w:w="1440"/>
-          </w:tcPr>
-          <w:p>
-            <w:r>
-              <w:t>— no figure located in filings</w:t>
-            </w:r>
-          </w:p>
-        </w:tc>
-        <w:tc>
-          <w:tcPr>
-            <w:tcW w:type="dxa" w:w="1440"/>
-          </w:tcPr>
-          <w:p>
-            <w:r>
-              <w:t>3.27% (Med)</w:t>
-            </w:r>
-          </w:p>
-        </w:tc>
-        <w:tc>
-          <w:tcPr>
-            <w:tcW w:type="dxa" w:w="1440"/>
-          </w:tcPr>
-          <w:p>
-            <w:r>
-              <w:t>— no figure located in filings</w:t>
-            </w:r>
-          </w:p>
-        </w:tc>
-        <w:tc>
-          <w:tcPr>
-            <w:tcW w:type="dxa" w:w="1440"/>
-          </w:tcPr>
-          <w:p>
-            <w:r>
-              <w:t>11.77% (Low)</w:t>
-            </w:r>
-          </w:p>
-        </w:tc>
-        <w:tc>
-          <w:tcPr>
-            <w:tcW w:type="dxa" w:w="1440"/>
-          </w:tcPr>
-          <w:p>
-            <w:r>
-              <w:t>— no figure located in filings</w:t>
-            </w:r>
-          </w:p>
-        </w:tc>
-      </w:tr>
     </w:tbl>
     <w:p>
       <w:r>
@@ -1033,7 +785,7 @@
         <w:rPr>
           <w:sz w:val="20"/>
         </w:rPr>
-        <w:t>31 of 56 competitor cells are populated. Each empty cell is attributed below so it can be read as a known limit rather than an unexplained gap.</w:t>
+        <w:t>30 of 40 competitor cells are populated. Each empty cell is attributed below so it can be read as a known limit rather than an unexplained gap.</w:t>
       </w:r>
     </w:p>
     <w:p>
@@ -1044,161 +796,7 @@
         <w:rPr>
           <w:sz w:val="20"/>
         </w:rPr>
-        <w:t>Extraction we have not built (13)</w:t>
-      </w:r>
-    </w:p>
-    <w:p>
-      <w:pPr>
-        <w:pStyle w:val="ListBullet"/>
-      </w:pPr>
-      <w:r>
-        <w:rPr>
-          <w:sz w:val="20"/>
-        </w:rPr>
-        <w:t>CCLFX — Non-accrual rate (% of portfolio, cost): no EDGAR source located; either extraction we have not built, or the figure is not in the filings at all -- see the caveat below</w:t>
-      </w:r>
-    </w:p>
-    <w:p>
-      <w:pPr>
-        <w:pStyle w:val="ListBullet"/>
-      </w:pPr>
-      <w:r>
-        <w:rPr>
-          <w:sz w:val="20"/>
-        </w:rPr>
-        <w:t>CCLFX — Non-accrual rate (% of portfolio, fair value): no EDGAR source located; either extraction we have not built, or the figure is not in the filings at all -- see the caveat below</w:t>
-      </w:r>
-    </w:p>
-    <w:p>
-      <w:pPr>
-        <w:pStyle w:val="ListBullet"/>
-      </w:pPr>
-      <w:r>
-        <w:rPr>
-          <w:sz w:val="20"/>
-        </w:rPr>
-        <w:t>CCLFX — Weighted average spread (bps): no EDGAR source located; either extraction we have not built, or the figure is not in the filings at all -- see the caveat below</w:t>
-      </w:r>
-    </w:p>
-    <w:p>
-      <w:pPr>
-        <w:pStyle w:val="ListBullet"/>
-      </w:pPr>
-      <w:r>
-        <w:rPr>
-          <w:sz w:val="20"/>
-        </w:rPr>
-        <w:t>GBDC — Portfolio turnover: no EDGAR source located; either extraction we have not built, or the figure is not in the filings at all -- see the caveat below</w:t>
-      </w:r>
-    </w:p>
-    <w:p>
-      <w:pPr>
-        <w:pStyle w:val="ListBullet"/>
-      </w:pPr>
-      <w:r>
-        <w:rPr>
-          <w:sz w:val="20"/>
-        </w:rPr>
-        <w:t>GBDC — Weighted average spread (bps): no EDGAR source located; either extraction we have not built, or the figure is not in the filings at all -- see the caveat below</w:t>
-      </w:r>
-    </w:p>
-    <w:p>
-      <w:pPr>
-        <w:pStyle w:val="ListBullet"/>
-      </w:pPr>
-      <w:r>
-        <w:rPr>
-          <w:sz w:val="20"/>
-        </w:rPr>
-        <w:t>KREF — Non-accrual rate (% of portfolio, cost): no EDGAR source located; either extraction we have not built, or the figure is not in the filings at all -- see the caveat below</w:t>
-      </w:r>
-    </w:p>
-    <w:p>
-      <w:pPr>
-        <w:pStyle w:val="ListBullet"/>
-      </w:pPr>
-      <w:r>
-        <w:rPr>
-          <w:sz w:val="20"/>
-        </w:rPr>
-        <w:t>KREF — Non-accrual rate (% of portfolio, fair value): no EDGAR source located; either extraction we have not built, or the figure is not in the filings at all -- see the caveat below</w:t>
-      </w:r>
-    </w:p>
-    <w:p>
-      <w:pPr>
-        <w:pStyle w:val="ListBullet"/>
-      </w:pPr>
-      <w:r>
-        <w:rPr>
-          <w:sz w:val="20"/>
-        </w:rPr>
-        <w:t>KREF — Total annual expenses: no EDGAR source located; either extraction we have not built, or the figure is not in the filings at all -- see the caveat below</w:t>
-      </w:r>
-    </w:p>
-    <w:p>
-      <w:pPr>
-        <w:pStyle w:val="ListBullet"/>
-      </w:pPr>
-      <w:r>
-        <w:rPr>
-          <w:sz w:val="20"/>
-        </w:rPr>
-        <w:t>KREF — Weighted average spread (bps): no EDGAR source located; either extraction we have not built, or the figure is not in the filings at all -- see the caveat below</w:t>
-      </w:r>
-    </w:p>
-    <w:p>
-      <w:pPr>
-        <w:pStyle w:val="ListBullet"/>
-      </w:pPr>
-      <w:r>
-        <w:rPr>
-          <w:sz w:val="20"/>
-        </w:rPr>
-        <w:t>TAKIX — Non-accrual rate (% of portfolio, cost): no EDGAR source located; either extraction we have not built, or the figure is not in the filings at all -- see the caveat below</w:t>
-      </w:r>
-    </w:p>
-    <w:p>
-      <w:pPr>
-        <w:pStyle w:val="ListBullet"/>
-      </w:pPr>
-      <w:r>
-        <w:rPr>
-          <w:sz w:val="20"/>
-        </w:rPr>
-        <w:t>TAKIX — Non-accrual rate (% of portfolio, fair value): no EDGAR source located; either extraction we have not built, or the figure is not in the filings at all -- see the caveat below</w:t>
-      </w:r>
-    </w:p>
-    <w:p>
-      <w:pPr>
-        <w:pStyle w:val="ListBullet"/>
-      </w:pPr>
-      <w:r>
-        <w:rPr>
-          <w:sz w:val="20"/>
-        </w:rPr>
-        <w:t>TAKIX — Total annual expenses: no EDGAR source located; either extraction we have not built, or the figure is not in the filings at all -- see the caveat below</w:t>
-      </w:r>
-    </w:p>
-    <w:p>
-      <w:pPr>
-        <w:pStyle w:val="ListBullet"/>
-      </w:pPr>
-      <w:r>
-        <w:rPr>
-          <w:sz w:val="20"/>
-        </w:rPr>
-        <w:t>TAKIX — Weighted average spread (bps): no EDGAR source located; either extraction we have not built, or the figure is not in the filings at all -- see the caveat below</w:t>
-      </w:r>
-    </w:p>
-    <w:p>
-      <w:pPr>
-        <w:pStyle w:val="Heading2"/>
-      </w:pPr>
-      <w:r>
-        <w:rPr>
-          <w:sz w:val="20"/>
-        </w:rPr>
-        <w:t>Exists, but outside the six-month staleness window (5)</w:t>
+        <w:t>Exists, but outside the six-month staleness window (4)</w:t>
       </w:r>
     </w:p>
     <w:p>
@@ -1243,39 +841,6 @@
           <w:sz w:val="20"/>
         </w:rPr>
         <w:t>CCLFX — Net return, trailing 5Y (ann.): figure exists but predates the six-month line</w:t>
-      </w:r>
-    </w:p>
-    <w:p>
-      <w:pPr>
-        <w:pStyle w:val="ListBullet"/>
-      </w:pPr>
-      <w:r>
-        <w:rPr>
-          <w:sz w:val="20"/>
-        </w:rPr>
-        <w:t>CCLFX — Portfolio turnover: figure exists but predates the six-month line</w:t>
-      </w:r>
-    </w:p>
-    <w:p>
-      <w:pPr>
-        <w:pStyle w:val="Heading2"/>
-      </w:pPr>
-      <w:r>
-        <w:rPr>
-          <w:sz w:val="20"/>
-        </w:rPr>
-        <w:t>Withheld pending a client decision (1)</w:t>
-      </w:r>
-    </w:p>
-    <w:p>
-      <w:pPr>
-        <w:pStyle w:val="ListBullet"/>
-      </w:pPr>
-      <w:r>
-        <w:rPr>
-          <w:sz w:val="20"/>
-        </w:rPr>
-        <w:t>TAKIX — Leverage (D/E): computable, withheld pending a definition the client is deciding</w:t>
       </w:r>
     </w:p>
     <w:p>
@@ -1352,7 +917,7 @@
         <w:rPr>
           <w:sz w:val="20"/>
         </w:rPr>
-        <w:t>KREF — Portfolio turnover: filer does not publish this concept; no extraction would fix it</w:t>
+        <w:t>TAKIX — Leverage (D/E), regulatory: the filer's reported basis does not measure this metric; its own disclosure contains no figure to extract</w:t>
       </w:r>
     </w:p>
     <w:p>
@@ -1394,24 +959,6 @@
     </w:p>
     <w:p>
       <w:pPr>
-        <w:pStyle w:val="ListBullet"/>
-      </w:pPr>
-      <w:r>
-        <w:rPr>
-          <w:b/>
-          <w:sz w:val="20"/>
-        </w:rPr>
-        <w:t xml:space="preserve">GBDC — Total annual expenses: </w:t>
-      </w:r>
-      <w:r>
-        <w:rPr>
-          <w:sz w:val="20"/>
-        </w:rPr>
-        <w:t>candidates 11.77, 12.27; resolved to 11.77 (text_pattern). kept 11.77: agreed on by 1 independent extraction(s) vs 12.27 (1); chosen source text_pattern, no flags</w:t>
-      </w:r>
-    </w:p>
-    <w:p>
-      <w:pPr>
         <w:pStyle w:val="Heading1"/>
       </w:pPr>
       <w:r>
@@ -1419,21 +966,6 @@
           <w:sz w:val="20"/>
         </w:rPr>
         <w:t>Apex Ridge versus the peer set</w:t>
-      </w:r>
-    </w:p>
-    <w:p>
-      <w:r>
-        <w:rPr>
-          <w:b/>
-          <w:sz w:val="20"/>
-        </w:rPr>
-        <w:t xml:space="preserve">Apex-versus-peer deltas are withheld. </w:t>
-      </w:r>
-      <w:r>
-        <w:rPr>
-          <w:sz w:val="20"/>
-        </w:rPr>
-        <w:t>The share class and fee treatment behind Apex Ridge's own figures are not yet confirmed, and a delta between two numbers of unknown basis is precisely the confidently-wrong figure this process exists to prevent. Peer-to-peer statistics below do not depend on it.</w:t>
       </w:r>
     </w:p>
     <w:tbl>
@@ -1539,7 +1071,7 @@
           </w:tcPr>
           <w:p>
             <w:r>
-              <w:t>10.31% (delta withheld)</w:t>
+              <w:t>10.31%, +2.81 vs median, rank 1/3</w:t>
             </w:r>
           </w:p>
         </w:tc>
@@ -1581,7 +1113,7 @@
           </w:tcPr>
           <w:p>
             <w:r>
-              <w:t>9.92% (delta withheld)</w:t>
+              <w:t>9.92%, -1.20 vs median, rank 3/3</w:t>
             </w:r>
           </w:p>
         </w:tc>
@@ -1623,7 +1155,7 @@
           </w:tcPr>
           <w:p>
             <w:r>
-              <w:t>9.39% (delta withheld)</w:t>
+              <w:t>9.39%, +1.18 vs median, rank 1/2</w:t>
             </w:r>
           </w:p>
         </w:tc>
@@ -1665,7 +1197,7 @@
           </w:tcPr>
           <w:p>
             <w:r>
-              <w:t>1.25% (delta withheld)</w:t>
+              <w:t>1.25%, +0.25 vs median, rank 4/4</w:t>
             </w:r>
           </w:p>
         </w:tc>
@@ -1707,7 +1239,7 @@
           </w:tcPr>
           <w:p>
             <w:r>
-              <w:t>12.50% (delta withheld)</w:t>
+              <w:t>12.50%, -2.50 vs median, rank 2/5</w:t>
             </w:r>
           </w:p>
         </w:tc>
@@ -1749,7 +1281,7 @@
           </w:tcPr>
           <w:p>
             <w:r>
-              <w:t>6.00% (delta withheld)</w:t>
+              <w:t>6.00%, -1.00 vs median, rank 3/4</w:t>
             </w:r>
           </w:p>
         </w:tc>
@@ -1791,7 +1323,7 @@
           </w:tcPr>
           <w:p>
             <w:r>
-              <w:t>$26.12 (delta withheld)</w:t>
+              <w:t>$26.12, +15.35 vs median</w:t>
             </w:r>
           </w:p>
         </w:tc>
@@ -1803,7 +1335,7 @@
           </w:tcPr>
           <w:p>
             <w:r>
-              <w:t>Leverage (D/E)</w:t>
+              <w:t>Leverage (D/E), regulatory</w:t>
             </w:r>
           </w:p>
         </w:tc>
@@ -1813,7 +1345,7 @@
           </w:tcPr>
           <w:p>
             <w:r>
-              <w:t>1.25x</w:t>
+              <w:t>0.79x</w:t>
             </w:r>
           </w:p>
         </w:tc>
@@ -1823,7 +1355,7 @@
           </w:tcPr>
           <w:p>
             <w:r>
-              <w:t>0.32x – 2.45x</w:t>
+              <w:t>0.32x – 1.25x</w:t>
             </w:r>
           </w:p>
         </w:tc>
@@ -1833,7 +1365,49 @@
           </w:tcPr>
           <w:p>
             <w:r>
-              <w:t>0.96x (delta withheld)</w:t>
+              <w:t>0.96x, +0.17 vs median</w:t>
+            </w:r>
+          </w:p>
+        </w:tc>
+      </w:tr>
+      <w:tr>
+        <w:tc>
+          <w:tcPr>
+            <w:tcW w:type="dxa" w:w="2160"/>
+          </w:tcPr>
+          <w:p>
+            <w:r>
+              <w:t>Leverage (D/E), economic</w:t>
+            </w:r>
+          </w:p>
+        </w:tc>
+        <w:tc>
+          <w:tcPr>
+            <w:tcW w:type="dxa" w:w="2160"/>
+          </w:tcPr>
+          <w:p>
+            <w:r>
+              <w:t>0.79x</w:t>
+            </w:r>
+          </w:p>
+        </w:tc>
+        <w:tc>
+          <w:tcPr>
+            <w:tcW w:type="dxa" w:w="2160"/>
+          </w:tcPr>
+          <w:p>
+            <w:r>
+              <w:t>0.45x – 1.28x</w:t>
+            </w:r>
+          </w:p>
+        </w:tc>
+        <w:tc>
+          <w:tcPr>
+            <w:tcW w:type="dxa" w:w="2160"/>
+          </w:tcPr>
+          <w:p>
+            <w:r>
+              <w:t>—</w:t>
             </w:r>
           </w:p>
         </w:tc>
@@ -1875,175 +1449,7 @@
           </w:tcPr>
           <w:p>
             <w:r>
-              <w:t>9.22% (delta withheld)</w:t>
-            </w:r>
-          </w:p>
-        </w:tc>
-      </w:tr>
-      <w:tr>
-        <w:tc>
-          <w:tcPr>
-            <w:tcW w:type="dxa" w:w="2160"/>
-          </w:tcPr>
-          <w:p>
-            <w:r>
-              <w:t>Portfolio turnover</w:t>
-            </w:r>
-          </w:p>
-        </w:tc>
-        <w:tc>
-          <w:tcPr>
-            <w:tcW w:type="dxa" w:w="2160"/>
-          </w:tcPr>
-          <w:p>
-            <w:r>
-              <w:t>13.00%</w:t>
-            </w:r>
-          </w:p>
-        </w:tc>
-        <w:tc>
-          <w:tcPr>
-            <w:tcW w:type="dxa" w:w="2160"/>
-          </w:tcPr>
-          <w:p>
-            <w:r>
-              <w:t>13.00% – 13.00%</w:t>
-            </w:r>
-          </w:p>
-        </w:tc>
-        <w:tc>
-          <w:tcPr>
-            <w:tcW w:type="dxa" w:w="2160"/>
-          </w:tcPr>
-          <w:p>
-            <w:r>
-              <w:t>—</w:t>
-            </w:r>
-          </w:p>
-        </w:tc>
-      </w:tr>
-      <w:tr>
-        <w:tc>
-          <w:tcPr>
-            <w:tcW w:type="dxa" w:w="2160"/>
-          </w:tcPr>
-          <w:p>
-            <w:r>
-              <w:t>Non-accrual rate (% of portfolio, fair value)</w:t>
-            </w:r>
-          </w:p>
-        </w:tc>
-        <w:tc>
-          <w:tcPr>
-            <w:tcW w:type="dxa" w:w="2160"/>
-          </w:tcPr>
-          <w:p>
-            <w:r>
-              <w:t>0.30%</w:t>
-            </w:r>
-          </w:p>
-        </w:tc>
-        <w:tc>
-          <w:tcPr>
-            <w:tcW w:type="dxa" w:w="2160"/>
-          </w:tcPr>
-          <w:p>
-            <w:r>
-              <w:t>0.30% – 0.30%</w:t>
-            </w:r>
-          </w:p>
-        </w:tc>
-        <w:tc>
-          <w:tcPr>
-            <w:tcW w:type="dxa" w:w="2160"/>
-          </w:tcPr>
-          <w:p>
-            <w:r>
-              <w:t>—</w:t>
-            </w:r>
-          </w:p>
-        </w:tc>
-      </w:tr>
-      <w:tr>
-        <w:tc>
-          <w:tcPr>
-            <w:tcW w:type="dxa" w:w="2160"/>
-          </w:tcPr>
-          <w:p>
-            <w:r>
-              <w:t>Non-accrual rate (% of portfolio, cost)</w:t>
-            </w:r>
-          </w:p>
-        </w:tc>
-        <w:tc>
-          <w:tcPr>
-            <w:tcW w:type="dxa" w:w="2160"/>
-          </w:tcPr>
-          <w:p>
-            <w:r>
-              <w:t>0.60%</w:t>
-            </w:r>
-          </w:p>
-        </w:tc>
-        <w:tc>
-          <w:tcPr>
-            <w:tcW w:type="dxa" w:w="2160"/>
-          </w:tcPr>
-          <w:p>
-            <w:r>
-              <w:t>0.60% – 0.60%</w:t>
-            </w:r>
-          </w:p>
-        </w:tc>
-        <w:tc>
-          <w:tcPr>
-            <w:tcW w:type="dxa" w:w="2160"/>
-          </w:tcPr>
-          <w:p>
-            <w:r>
-              <w:t>—</w:t>
-            </w:r>
-          </w:p>
-        </w:tc>
-      </w:tr>
-      <w:tr>
-        <w:tc>
-          <w:tcPr>
-            <w:tcW w:type="dxa" w:w="2160"/>
-          </w:tcPr>
-          <w:p>
-            <w:r>
-              <w:t>Total annual expenses</w:t>
-            </w:r>
-          </w:p>
-        </w:tc>
-        <w:tc>
-          <w:tcPr>
-            <w:tcW w:type="dxa" w:w="2160"/>
-          </w:tcPr>
-          <w:p>
-            <w:r>
-              <w:t>7.52%</w:t>
-            </w:r>
-          </w:p>
-        </w:tc>
-        <w:tc>
-          <w:tcPr>
-            <w:tcW w:type="dxa" w:w="2160"/>
-          </w:tcPr>
-          <w:p>
-            <w:r>
-              <w:t>3.27% – 11.77%</w:t>
-            </w:r>
-          </w:p>
-        </w:tc>
-        <w:tc>
-          <w:tcPr>
-            <w:tcW w:type="dxa" w:w="2160"/>
-          </w:tcPr>
-          <w:p>
-            <w:r>
-              <w:t>—</w:t>
+              <w:t>9.22%, +0.21 vs median, rank 2/4</w:t>
             </w:r>
           </w:p>
         </w:tc>
@@ -2277,7 +1683,7 @@
           </w:tcPr>
           <w:p>
             <w:r>
-              <w:t>Leverage (D/E)</w:t>
+              <w:t>Leverage (D/E), regulatory</w:t>
             </w:r>
           </w:p>
         </w:tc>
@@ -2319,7 +1725,7 @@
           </w:tcPr>
           <w:p>
             <w:r>
-              <w:t>Total annual expenses</w:t>
+              <w:t>Leverage (D/E), economic</w:t>
             </w:r>
           </w:p>
         </w:tc>
@@ -2329,7 +1735,7 @@
           </w:tcPr>
           <w:p>
             <w:r>
-              <w:t>424B3, period 2025-08-12, acc. 0001213900-25-074891</w:t>
+              <w:t>NPORT-P, period 2025-12-31, acc. 0001735964-26-000003</w:t>
             </w:r>
           </w:p>
         </w:tc>
@@ -2339,7 +1745,7 @@
           </w:tcPr>
           <w:p>
             <w:r>
-              <w:t>custom metric 'total_annual_expenses_pct' @ char 191520</w:t>
+              <w:t>N-PORT fundInfo/totLiabs / fundInfo/netAssets</w:t>
             </w:r>
           </w:p>
         </w:tc>
@@ -2655,6 +2061,48 @@
           </w:tcPr>
           <w:p>
             <w:r>
+              <w:t>Leverage (D/E), economic</w:t>
+            </w:r>
+          </w:p>
+        </w:tc>
+        <w:tc>
+          <w:tcPr>
+            <w:tcW w:type="dxa" w:w="2160"/>
+          </w:tcPr>
+          <w:p>
+            <w:r>
+              <w:t>NPORT-P, period 2025-12-31, acc. 0001410368-26-021125</w:t>
+            </w:r>
+          </w:p>
+        </w:tc>
+        <w:tc>
+          <w:tcPr>
+            <w:tcW w:type="dxa" w:w="2160"/>
+          </w:tcPr>
+          <w:p>
+            <w:r>
+              <w:t>N-PORT fundInfo/totLiabs / fundInfo/netAssets</w:t>
+            </w:r>
+          </w:p>
+        </w:tc>
+      </w:tr>
+      <w:tr>
+        <w:tc>
+          <w:tcPr>
+            <w:tcW w:type="dxa" w:w="2160"/>
+          </w:tcPr>
+          <w:p>
+            <w:r>
+              <w:t>TAKIX</w:t>
+            </w:r>
+          </w:p>
+        </w:tc>
+        <w:tc>
+          <w:tcPr>
+            <w:tcW w:type="dxa" w:w="2160"/>
+          </w:tcPr>
+          <w:p>
+            <w:r>
               <w:t>Distribution yield (ann.)</w:t>
             </w:r>
           </w:p>
@@ -2676,48 +2124,6 @@
           <w:p>
             <w:r>
               <w:t>financial highlights, CLASS I, dividends / NAV end, FY2025</w:t>
-            </w:r>
-          </w:p>
-        </w:tc>
-      </w:tr>
-      <w:tr>
-        <w:tc>
-          <w:tcPr>
-            <w:tcW w:type="dxa" w:w="2160"/>
-          </w:tcPr>
-          <w:p>
-            <w:r>
-              <w:t>TAKIX</w:t>
-            </w:r>
-          </w:p>
-        </w:tc>
-        <w:tc>
-          <w:tcPr>
-            <w:tcW w:type="dxa" w:w="2160"/>
-          </w:tcPr>
-          <w:p>
-            <w:r>
-              <w:t>Portfolio turnover</w:t>
-            </w:r>
-          </w:p>
-        </w:tc>
-        <w:tc>
-          <w:tcPr>
-            <w:tcW w:type="dxa" w:w="2160"/>
-          </w:tcPr>
-          <w:p>
-            <w:r>
-              <w:t>N-CSR, period 2025-12-31, acc. 0001725472-26-000003</w:t>
-            </w:r>
-          </w:p>
-        </w:tc>
-        <w:tc>
-          <w:tcPr>
-            <w:tcW w:type="dxa" w:w="2160"/>
-          </w:tcPr>
-          <w:p>
-            <w:r>
-              <w:t>financial highlights, CLASS I, row matching 'portfolio turnover', most recent column</w:t>
             </w:r>
           </w:p>
         </w:tc>
@@ -2991,7 +2397,7 @@
           </w:tcPr>
           <w:p>
             <w:r>
-              <w:t>Leverage (D/E)</w:t>
+              <w:t>Leverage (D/E), regulatory</w:t>
             </w:r>
           </w:p>
         </w:tc>
@@ -3012,6 +2418,48 @@
           <w:p>
             <w:r>
               <w:t>XBRL us-gaap:DebtInstrumentCarryingAmount [USD] @ 2025-12-31 (regulatory-style: borrowings / net assets)</w:t>
+            </w:r>
+          </w:p>
+        </w:tc>
+      </w:tr>
+      <w:tr>
+        <w:tc>
+          <w:tcPr>
+            <w:tcW w:type="dxa" w:w="2160"/>
+          </w:tcPr>
+          <w:p>
+            <w:r>
+              <w:t>GBDC</w:t>
+            </w:r>
+          </w:p>
+        </w:tc>
+        <w:tc>
+          <w:tcPr>
+            <w:tcW w:type="dxa" w:w="2160"/>
+          </w:tcPr>
+          <w:p>
+            <w:r>
+              <w:t>Leverage (D/E), economic</w:t>
+            </w:r>
+          </w:p>
+        </w:tc>
+        <w:tc>
+          <w:tcPr>
+            <w:tcW w:type="dxa" w:w="2160"/>
+          </w:tcPr>
+          <w:p>
+            <w:r>
+              <w:t>10-Q, period 2025-12-31, acc. 0001476765-26-000012</w:t>
+            </w:r>
+          </w:p>
+        </w:tc>
+        <w:tc>
+          <w:tcPr>
+            <w:tcW w:type="dxa" w:w="2160"/>
+          </w:tcPr>
+          <w:p>
+            <w:r>
+              <w:t>XBRL us-gaap:Liabilities [USD] @ 2025-12-31 (economic: total liabilities / net assets)</w:t>
             </w:r>
           </w:p>
         </w:tc>
@@ -3054,132 +2502,6 @@
           <w:p>
             <w:r>
               <w:t>XBRL us-gaap:CommonStockDividendsPerShareDeclared [USD/shares] @ 2025-10-01..2025-12-31 (run-rate annualized)</w:t>
-            </w:r>
-          </w:p>
-        </w:tc>
-      </w:tr>
-      <w:tr>
-        <w:tc>
-          <w:tcPr>
-            <w:tcW w:type="dxa" w:w="2160"/>
-          </w:tcPr>
-          <w:p>
-            <w:r>
-              <w:t>GBDC</w:t>
-            </w:r>
-          </w:p>
-        </w:tc>
-        <w:tc>
-          <w:tcPr>
-            <w:tcW w:type="dxa" w:w="2160"/>
-          </w:tcPr>
-          <w:p>
-            <w:r>
-              <w:t>Non-accrual rate (% of portfolio, fair value)</w:t>
-            </w:r>
-          </w:p>
-        </w:tc>
-        <w:tc>
-          <w:tcPr>
-            <w:tcW w:type="dxa" w:w="2160"/>
-          </w:tcPr>
-          <w:p>
-            <w:r>
-              <w:t>10-K, period 2025-09-30, acc. 0001476765-25-000096</w:t>
-            </w:r>
-          </w:p>
-        </w:tc>
-        <w:tc>
-          <w:tcPr>
-            <w:tcW w:type="dxa" w:w="2160"/>
-          </w:tcPr>
-          <w:p>
-            <w:r>
-              <w:t>custom metric 'non_accrual_rate_fv_pct' @ char 4115622</w:t>
-            </w:r>
-          </w:p>
-        </w:tc>
-      </w:tr>
-      <w:tr>
-        <w:tc>
-          <w:tcPr>
-            <w:tcW w:type="dxa" w:w="2160"/>
-          </w:tcPr>
-          <w:p>
-            <w:r>
-              <w:t>GBDC</w:t>
-            </w:r>
-          </w:p>
-        </w:tc>
-        <w:tc>
-          <w:tcPr>
-            <w:tcW w:type="dxa" w:w="2160"/>
-          </w:tcPr>
-          <w:p>
-            <w:r>
-              <w:t>Non-accrual rate (% of portfolio, cost)</w:t>
-            </w:r>
-          </w:p>
-        </w:tc>
-        <w:tc>
-          <w:tcPr>
-            <w:tcW w:type="dxa" w:w="2160"/>
-          </w:tcPr>
-          <w:p>
-            <w:r>
-              <w:t>10-K, period 2025-09-30, acc. 0001476765-25-000096</w:t>
-            </w:r>
-          </w:p>
-        </w:tc>
-        <w:tc>
-          <w:tcPr>
-            <w:tcW w:type="dxa" w:w="2160"/>
-          </w:tcPr>
-          <w:p>
-            <w:r>
-              <w:t>custom metric 'non_accrual_rate_cost_pct' @ char 4115622</w:t>
-            </w:r>
-          </w:p>
-        </w:tc>
-      </w:tr>
-      <w:tr>
-        <w:tc>
-          <w:tcPr>
-            <w:tcW w:type="dxa" w:w="2160"/>
-          </w:tcPr>
-          <w:p>
-            <w:r>
-              <w:t>GBDC</w:t>
-            </w:r>
-          </w:p>
-        </w:tc>
-        <w:tc>
-          <w:tcPr>
-            <w:tcW w:type="dxa" w:w="2160"/>
-          </w:tcPr>
-          <w:p>
-            <w:r>
-              <w:t>Total annual expenses</w:t>
-            </w:r>
-          </w:p>
-        </w:tc>
-        <w:tc>
-          <w:tcPr>
-            <w:tcW w:type="dxa" w:w="2160"/>
-          </w:tcPr>
-          <w:p>
-            <w:r>
-              <w:t>10-K, period 2025-09-30, acc. 0001476765-25-000096</w:t>
-            </w:r>
-          </w:p>
-        </w:tc>
-        <w:tc>
-          <w:tcPr>
-            <w:tcW w:type="dxa" w:w="2160"/>
-          </w:tcPr>
-          <w:p>
-            <w:r>
-              <w:t>custom metric 'total_annual_expenses_pct' @ char 3695567</w:t>
             </w:r>
           </w:p>
         </w:tc>
@@ -3369,7 +2691,7 @@
           </w:tcPr>
           <w:p>
             <w:r>
-              <w:t>Leverage (D/E)</w:t>
+              <w:t>Leverage (D/E), regulatory</w:t>
             </w:r>
           </w:p>
         </w:tc>
@@ -3389,7 +2711,49 @@
           </w:tcPr>
           <w:p>
             <w:r>
-              <w:t>XBRL us-gaap:DebtInstrumentCarryingAmount [USD] @ 2025-12-31 (regulatory-style: borrowings / net assets)</w:t>
+              <w:t>consolidated balance sheet, inline XBRL</w:t>
+            </w:r>
+          </w:p>
+        </w:tc>
+      </w:tr>
+      <w:tr>
+        <w:tc>
+          <w:tcPr>
+            <w:tcW w:type="dxa" w:w="2160"/>
+          </w:tcPr>
+          <w:p>
+            <w:r>
+              <w:t>KREF</w:t>
+            </w:r>
+          </w:p>
+        </w:tc>
+        <w:tc>
+          <w:tcPr>
+            <w:tcW w:type="dxa" w:w="2160"/>
+          </w:tcPr>
+          <w:p>
+            <w:r>
+              <w:t>Leverage (D/E), economic</w:t>
+            </w:r>
+          </w:p>
+        </w:tc>
+        <w:tc>
+          <w:tcPr>
+            <w:tcW w:type="dxa" w:w="2160"/>
+          </w:tcPr>
+          <w:p>
+            <w:r>
+              <w:t>10-K, period 2025-12-31, acc. 0001628280-26-005092</w:t>
+            </w:r>
+          </w:p>
+        </w:tc>
+        <w:tc>
+          <w:tcPr>
+            <w:tcW w:type="dxa" w:w="2160"/>
+          </w:tcPr>
+          <w:p>
+            <w:r>
+              <w:t>consolidated balance sheet, inline XBRL</w:t>
             </w:r>
           </w:p>
         </w:tc>
